--- a/en/wisdom-stories/beyond-the-cotton-field.docx
+++ b/en/wisdom-stories/beyond-the-cotton-field.docx
@@ -40,7 +40,7 @@
         <w:rPr>
           <w:lang/>
         </w:rPr>
-        <w:t>Mr Aydin was saddened by the state of our school and the hardship we lived in. When he learned that we were all expected to work in the cotton fields after leaving school, his eyes filled with tears.</w:t>
+        <w:t>Mr. Aydin was saddened by the state of our school and the hardship we faced. When he learned that we were all expected to work in the cotton fields after leaving school, his eyes filled with tears.</w:t>
       </w:r>
     </w:p>
     <w:p>
@@ -144,7 +144,7 @@
         <w:rPr>
           <w:lang/>
         </w:rPr>
-        <w:t>Mr Aydin soon taught us to read and write. As the days passed, we read more confidently and learned to put our thoughts on paper.</w:t>
+        <w:t xml:space="preserve">Mr. Aydin soon taught us to read and write. As the days passed, we read more confidently and learned to put our thoughts on paper.</w:t>
       </w:r>
     </w:p>
     <w:p>
@@ -222,7 +222,7 @@
         <w:rPr>
           <w:lang/>
         </w:rPr>
-        <w:t>With Mr Aydin’s help, we finished school and continued our studies. Years passed. Some of us were preparing to become doctors, others engineers or teachers. A future we had once had no words for was beginning to take shape.</w:t>
+        <w:t xml:space="preserve">With Mr. Aydin’s help, we finished school and continued our studies. Years passed. Some of us were preparing to become doctors, others engineers or teachers. A future we had once had no words for was beginning to take shape.</w:t>
       </w:r>
     </w:p>
     <w:p>
@@ -261,7 +261,7 @@
         <w:rPr>
           <w:lang/>
         </w:rPr>
-        <w:t>Never stop dreaming. Your dreams can give you direction; your effort and determination will bring you closer to them.</w:t>
+        <w:t xml:space="preserve">“Never stop dreaming. Your dreams can give you direction; your effort and determination will bring you closer to them.</w:t>
       </w:r>
     </w:p>
     <w:p>
@@ -274,7 +274,7 @@
         <w:rPr>
           <w:lang/>
         </w:rPr>
-        <w:t>My heartfelt congratulations to you all. I have always believed you could succeed.</w:t>
+        <w:t xml:space="preserve">“My heartfelt congratulations to you all. I have always believed you could succeed.</w:t>
       </w:r>
     </w:p>
     <w:p>
@@ -287,14 +287,14 @@
         <w:rPr>
           <w:lang/>
         </w:rPr>
-        <w:t>Your pen friend,</w:t>
+        <w:t xml:space="preserve">“Your pen friend,</w:t>
       </w:r>
       <w:r>
         <w:rPr>
           <w:lang/>
         </w:rPr>
         <w:br/>
-        <w:t>Mr Aydin.”</w:t>
+        <w:t xml:space="preserve">Mr. Aydin.”</w:t>
       </w:r>
     </w:p>
     <w:p>
@@ -307,7 +307,7 @@
         <w:rPr>
           <w:lang/>
         </w:rPr>
-        <w:t>We were astonished. All those letters we had believed came from people in different professions had been written by Mr Aydin himself.</w:t>
+        <w:t xml:space="preserve">We were astonished. All those letters we had believed came from people in different professions had been written by Mr. Aydin himself.</w:t>
       </w:r>
     </w:p>
     <w:p>
